--- a/docs/requisitos/InterLAB_Requisitos_Modulo_Archivos_v0.1.docx
+++ b/docs/requisitos/InterLAB_Requisitos_Modulo_Archivos_v0.1.docx
@@ -34,7 +34,7 @@
         <w:rPr>
           <w:i/>
         </w:rPr>
-        <w:t>Documento de revisión funcional · Baseline del proyecto: v0.3.0</w:t>
+        <w:t>Documento de revisión funcional · Baseline del proyecto: InterLAB v0.3.4 (PIIS(1).zip) · implementación: v0.4.0</w:t>
       </w:r>
     </w:p>
     <w:p>
